--- a/example_articles/countries/Belgium/4.countries_Belgium_Other_publisher.docx
+++ b/example_articles/countries/Belgium/4.countries_Belgium_Other_publisher.docx
@@ -27,17 +27,17 @@
     </w:p>
     <w:p>
       <w:r>
-        <w:t>Source File: Other publishers/Files (500) (5).DOCX</w:t>
+        <w:t>Source file: Other publishers/Files (500) (5).DOCX</w:t>
       </w:r>
     </w:p>
     <w:p>
       <w:r>
-        <w:t>Raw locations result: ['Belgium']</w:t>
+        <w:t>Raw locations result, 'locations': ['Belgium']</w:t>
       </w:r>
     </w:p>
     <w:p>
       <w:r>
-        <w:t>countries_stand_flat (Standardized): Belgium</w:t>
+        <w:t>Standardized locations result, 'countries_stand_flat': Belgium</w:t>
       </w:r>
     </w:p>
     <w:p>

--- a/example_articles/countries/Belgium/4.countries_Belgium_Other_publisher.docx
+++ b/example_articles/countries/Belgium/4.countries_Belgium_Other_publisher.docx
@@ -7,7 +7,7 @@
         <w:pStyle w:val="Heading1"/>
       </w:pPr>
       <w:r>
-        <w:t>GOP CLASS WAR; A BILLIONAIRE HAS BECOME THE PARTY'S WORKING-CLASS HERO</w:t>
+        <w:t>Mother at the end of her tether</w:t>
       </w:r>
     </w:p>
     <w:p>
@@ -17,17 +17,17 @@
     </w:p>
     <w:p>
       <w:r>
-        <w:t>Date: 2015-12-08</w:t>
+        <w:t>Date: 2012-08-17</w:t>
       </w:r>
     </w:p>
     <w:p>
       <w:r>
-        <w:t>Section: OPINION; Pg. A-11</w:t>
+        <w:t>Section: FEATURES WEEKEND; P-com Ent. Entertainment; Pg. W11</w:t>
       </w:r>
     </w:p>
     <w:p>
       <w:r>
-        <w:t>Source file: Other publishers/Files (500) (5).DOCX</w:t>
+        <w:t>Source file: Other publishers/Files (500) (16).DOCX</w:t>
       </w:r>
     </w:p>
     <w:p>
@@ -49,39 +49,43 @@
     </w:p>
     <w:p>
       <w:r>
-        <w:t>Two events last week are exceptionally helpful to understanding the state of the Republican Party. They seem to point in opposite directions. In fact, they reinforce each other.</w:t>
+        <w:t>Writer-director Zack Parker's indie thriller, Scalene, an innovative, enjoyable take on the Rashomon effect released by Breaking Glass Pictures, opens with a visual nod to Hitchcock's vertiginous cinematic roller-coaster ride, Vertigo: An extreme close-up of an eye.</w:t>
         <w:br/>
-        <w:t>The first is the CNN/ORC Poll released Friday that showed Donald Trump as the overwhelming leader for the Republican presidential nomination. Mr. Trump had 36 percent among Republicans and Republican-leaning independents. Sen. Ted Cruz of Texas ran a distant second at 16 percent, Ben Carson was at 14 percent, and Sen. Marco Rubio of Florida took 12 percent.</w:t>
+        <w:t xml:space="preserve"> The camera pulls back and pans away to reveal the enraged, disturbed, twisted face of one of the film's three protagonists, Janice Trimble (Margo Martindale). Brandishing a handgun, she's on the hunt to kill Paige Alexander (Hanna Hall), her erstwhile confidante and the caretaker of Janice's handicapped son, Jakob (Adam Scarimbolo).</w:t>
         <w:br/>
-        <w:t>The importance of the poll is that it brought home dramatically what other surveys have pointed to over the last several months: Mr. Trump, the billionaire, is the GOP's working-class hero.</w:t>
+        <w:t xml:space="preserve"> We're at the end of the story, and Janice, an otherwise guarded, loving middle-aged mother, is at the end of her tether.</w:t>
         <w:br/>
-        <w:t>Among Republicans without college degrees, Mr. Trump had 46 percent to 12 percent for Mr. Cruz, 11 percent for Dr. Carson and 8 percent for Mr. Rubio. But Republicans with college degrees split very differently: Mr. Cruz 22 percent, Dr. Carson and Mr. Rubio tied at 19 percent, and Mr. Trump at 18 percent. This 28-point gap in Mr. Trump's support tells an important story: Republicans may condemn class warfare, but their presidential contest has taken on all the characteristics of a class war.</w:t>
+        <w:t xml:space="preserve"> It's an intricately structured story that constantly moves back and forth through time, and Scalene tells it Rashomon-style in three unequal parts (thus the triangular title), each told from a different point of view.</w:t>
         <w:br/>
-        <w:t>Given the limits on Mr. Trump's appeal outside his base, it can be said with near certainty that he will not be elected president. But Mr. Trump's enduring strength among the most disheartened members of his party - and the divided loyalties of upscale Republicans - suggests that it is wishful thinking for the Republican powers-that-be to say they are sure he will never be nominated.</w:t>
+        <w:t xml:space="preserve"> Parker, whose films include the philosophical vampires-in-suburbia thriller Quench, immediately takes us back to Janice's story and the source of her murderous rage: Her 26-year-old son, who was severely brain-damaged in a glue-sniffing incident when he was 13, has been condemned to a locked psychiatric unit for raping Paige. </w:t>
         <w:br/>
-        <w:t>The second event was House Speaker Paul Ryan's big speech that amounted to a delayed inaugural address. Across so many personal and political dimensions, it is hard to imagine someone more distant in style and substance from Mr. Trump than Mr. Ryan. The speaker's insistence that his party come up with policy alternatives is the antithesis of Trumpism.</w:t>
+        <w:t xml:space="preserve"> Did he do it? Is Paige manipulating the boy to destroy Janice's life?</w:t>
         <w:br/>
-        <w:t>But the most striking aspect of Mr. Ryan's speech is that for all its emphasis on progressives relying on old ideas (they "are stuck in the past," he said) and conservatives supposedly being more in tune with changing times, his arguments were rooted in the nostrums Washington Republicans have been offering for decades. The angry Republican working class rallying to Mr. Trump to express its disillusionment with the status quo will find little in Mr. Ryan's homily to make them reconsider.</w:t>
+        <w:t xml:space="preserve"> Martindale, who won an Emmy last year for her stunning turn as a drug lord in Justified, said in a phone interview that Janice can't believe ill of the boy. And yet caring for him for all these years has consumed the single mother's life.</w:t>
         <w:br/>
-        <w:t>True, Mr. Ryan said his goal was "to put together a complete alternative to the left's agenda." That would be nice, although it raises the question of why nothing even close to this has been forthcoming since the GOP took over the House in the 2010 elections. It also implicitly concedes that the left has an agenda and the right doesn't.</w:t>
+        <w:t xml:space="preserve"> "Janice is a good woman who just got stretched to the limit with the circumstances of her life," said Martindale. "I think it's a woman who, emotionally, maybe is not capable of giant obstacles . . . but I think that her heart is in the right."</w:t>
         <w:br/>
-        <w:t>The speech was full of conservative golden oldies: "More bureaucracy means less opportunity." "Only government that sends power back to the people can make America confident again." "Washington has no business micromanaging people's lives - pure and simple." "We believe in free enterprise."</w:t>
+        <w:t xml:space="preserve"> At the same time, adds Martindale, "She is really resentful. She doesn't want to be resentful but it sort of sneaks up on her. Her life has been put on the back burner and all this stuff has been bubbling for 13 years."</w:t>
         <w:br/>
-        <w:t>And his big promise: "We want all Americans, when they look at Washington, to see spending going down, taxes going down, debt going down."</w:t>
+        <w:t>Scalene is a terrific, moving puzzle of a picture, made all the more thrilling by Parker's sophisticated visual vocabulary and Martindale's intense, hair-raising performance.</w:t>
         <w:br/>
-        <w:t>To paraphrase Ronald Reagan: There they go again.</w:t>
+        <w:t xml:space="preserve"> (http://breakingglasspictures.com/; $21.99 DVD; $24.99 Blu-ray; not rated)</w:t>
         <w:br/>
-        <w:t>These days, Mr. Trump is pouring out so much xenophobia that a little bit of old-fashioned conservatism can seem positively refreshing. But since President Barack Obama's election, the Republican leadership has been happily complicit with a brand of politics that the prophet Hosea warned against roughly 2,800 years ago: "For they sow the wind, and they shall reap the whirlwind."</w:t>
+        <w:t>Other DVDs of note Battleship. So it's based on a silly game, and sure, it didn't exactly tickle critics' aesthetic bones, but Peter Berg's over-the-top action spectacle about ridiculously good-looking Navy recruits - Taylor Kitsch, Rihanna, and Alexander Skarsgård - who save the world from aliens is, in a word, awesome. It's due Aug. 28 from Universal Pictures. ($29.98 DVD; $34.98 DVD/Blu-ray Combo; rated PG-13)</w:t>
         <w:br/>
-        <w:t>Republicans are having trouble taking on Mr. Trump not only because they welcomed his support in the past and not only because they have often embraced (in a less colorful and direct way) many of the themes he is accenting, but also because they have delivered next to nothing to their loyal white working-class supporters.</w:t>
+        <w:t xml:space="preserve"> The Raid: Redemption. You can't even begin to comprehend the meaning of the word awesome until you see Gareth Evans' mind-blowing martial arts action film extravaganza from Sony Pictures. Indonesian martial arts master Iko Uwais (Merantau), hailed by some as the next Tony Jaa, stars as a cop whose unit has to make its way through 30 floors of bad guys to reach a drug lord's penthouse apartment. (www.sonypictures.com/homevideo/; $30.99 DVD; $35.99 Blu-ray; rated R)</w:t>
         <w:br/>
-        <w:t>Many of the Trumpians are inclined to blame the troubles they are experiencing on immigration and on those they see as mooching on public assistance. The country's changing demography angers and frightens many in their ranks.</w:t>
+        <w:t>Two from the Dardenne Brothers. Belgian brothers Jean-Pierre Dardenne, 61, and Luc Dardenne, 58, are filmmakers' filmmakers who for two decades have quietly, stealthily effected a cinematic revolution in Europe as influential as the Scandinavian Dogma 95 movement.</w:t>
         <w:br/>
-        <w:t>But how long does Mr. Trump have to stay at No. 1 in the Republican polls before establishmentarians in both parties recognize that the underlying economic causes of his supporters' discontent are real, legitimate and deserve a response?</w:t>
+        <w:t xml:space="preserve"> Their tightly structured, observational films open a revelatory window into the daily lives of working-class men and women in the industrial town of Seraing in Belgium.</w:t>
         <w:br/>
-        <w:t>The class war is on the GOP's doorstep, and the party - including Paul Ryan - simply doesn't know what to do.</w:t>
+        <w:t xml:space="preserve"> Beginning work in the late 1970s, the brothers had released a slew of documentaries and two obscure features when, in 1999, they seemed to come out of nowhere to win the Palme d'Or at the Cannes Film Festival with Rosetta, about a 17-year-old girl (Emilie Dequenn) living in a trailer park who is forced to earn a living to support her alcoholic mother. </w:t>
         <w:br/>
-        <w:t>E.J. Dionne is a syndicated columnist for The Washington Post (ejdionne@washpost.com).</w:t>
+        <w:t xml:space="preserve"> Criterion Collection has released a new edition of the film and of the Dardennes' equally powerful 1996 entry, La promesse, about a teenage boy's moral awakening and his realization that his family's human trafficking business is the root of a great many evils.</w:t>
+        <w:br/>
+        <w:t xml:space="preserve"> (www.criterion.com/; Each: $29.95 DVD; $39.95 Blu-ray; not rated)</w:t>
+        <w:br/>
+        <w:t xml:space="preserve"> Contact Tirdad Derakhshani at 215-854-2736 or tirdad@phillynews.com.</w:t>
       </w:r>
     </w:p>
     <w:sectPr>

--- a/example_articles/countries/Belgium/4.countries_Belgium_Other_publisher.docx
+++ b/example_articles/countries/Belgium/4.countries_Belgium_Other_publisher.docx
@@ -7,7 +7,7 @@
         <w:pStyle w:val="Heading1"/>
       </w:pPr>
       <w:r>
-        <w:t>Mother at the end of her tether</w:t>
+        <w:t>Worldview: Rutgers team's antiterror ideas travel far</w:t>
       </w:r>
     </w:p>
     <w:p>
@@ -17,17 +17,17 @@
     </w:p>
     <w:p>
       <w:r>
-        <w:t>Date: 2012-08-17</w:t>
+        <w:t>Date: 2016-07-17</w:t>
       </w:r>
     </w:p>
     <w:p>
       <w:r>
-        <w:t>Section: FEATURES WEEKEND; P-com Ent. Entertainment; Pg. W11</w:t>
+        <w:t>Section: CURRENTS; Inq Col Trudy Rubin; Pg. C01</w:t>
       </w:r>
     </w:p>
     <w:p>
       <w:r>
-        <w:t>Source file: Other publishers/Files (500) (16).DOCX</w:t>
+        <w:t>Source file: Other publishers/Files (500) (14).DOCX</w:t>
       </w:r>
     </w:p>
     <w:p>
@@ -49,43 +49,59 @@
     </w:p>
     <w:p>
       <w:r>
-        <w:t>Writer-director Zack Parker's indie thriller, Scalene, an innovative, enjoyable take on the Rashomon effect released by Breaking Glass Pictures, opens with a visual nod to Hitchcock's vertiginous cinematic roller-coaster ride, Vertigo: An extreme close-up of an eye.</w:t>
+        <w:t xml:space="preserve">BRUSSELS - The terrorist who decimated a holiday crowd in Nice on Bastille Day was the latest incarnation of the nightmare confronting police in Brussels, Paris, Toulouse, Denmark, Orlando, and elsewhere. </w:t>
         <w:br/>
-        <w:t xml:space="preserve"> The camera pulls back and pans away to reveal the enraged, disturbed, twisted face of one of the film's three protagonists, Janice Trimble (Margo Martindale). Brandishing a handgun, she's on the hunt to kill Paige Alexander (Hanna Hall), her erstwhile confidante and the caretaker of Janice's handicapped son, Jakob (Adam Scarimbolo).</w:t>
+        <w:t xml:space="preserve"> How do you prevent a lone wolf from wreaking havoc on a community when the police have no previous indication of his terrorist leanings? </w:t>
         <w:br/>
-        <w:t xml:space="preserve"> We're at the end of the story, and Janice, an otherwise guarded, loving middle-aged mother, is at the end of her tether.</w:t>
+        <w:t xml:space="preserve"> A team of security experts from Rutgers University, working with community leaders and police in Molenbeek, Brussels, thinks it has come up with an answer. Molenbeek, you'll recall, was home to the terrorists who attacked Paris in November and the Brussels airport in March.</w:t>
         <w:br/>
-        <w:t xml:space="preserve"> It's an intricately structured story that constantly moves back and forth through time, and Scalene tells it Rashomon-style in three unequal parts (thus the triangular title), each told from a different point of view.</w:t>
+        <w:t xml:space="preserve"> I attended a workshop with the Rutgers team members and their Belgian counterparts last week in Brussels, and I'll get to their conclusions in a minute. But first, the story of how Rutgers came to be involved in Molenbeek.</w:t>
         <w:br/>
-        <w:t xml:space="preserve"> Parker, whose films include the philosophical vampires-in-suburbia thriller Quench, immediately takes us back to Janice's story and the source of her murderous rage: Her 26-year-old son, who was severely brain-damaged in a glue-sniffing incident when he was 13, has been condemned to a locked psychiatric unit for raping Paige. </w:t>
+        <w:t xml:space="preserve"> The impetus for the project was the terror attack on the Brussels Jewish Museum on May 24, 2014, one of the first ISIS-linked attacks in Europe. </w:t>
         <w:br/>
-        <w:t xml:space="preserve"> Did he do it? Is Paige manipulating the boy to destroy Janice's life?</w:t>
+        <w:t xml:space="preserve"> That attack galvanized John Farmer, a former Rutgers Law School dean who now heads their Institute for Emergency Preparedness and Homeland Security, and who had been on sabbatical in Paris. With a grant from Rutgers alum Paul Miller, he visited Jewish communities across Europe with the goal of compiling the best U.S. and European practices for protecting vulnerable communities. Farmer was meeting with Jewish leaders in Paris when ISIS terrorists attacked a kosher grocery and the Charlie Hebdo newspaper in January 2015. </w:t>
         <w:br/>
-        <w:t xml:space="preserve"> Martindale, who won an Emmy last year for her stunning turn as a drug lord in Justified, said in a phone interview that Janice can't believe ill of the boy. And yet caring for him for all these years has consumed the single mother's life.</w:t>
+        <w:t xml:space="preserve"> But as ISIS attacks mounted - including Paris in November 2015 and Brussels in March 2016 - Farmer felt compelled to develop a more concrete policing model that could be used by a broader range of threatened communities - even Molenbeek. He found a receptive environment in Brussels, starting with its chief police commissioner, Saad Amrani, who visited Rutgers.</w:t>
         <w:br/>
-        <w:t xml:space="preserve"> "Janice is a good woman who just got stretched to the limit with the circumstances of her life," said Martindale. "I think it's a woman who, emotionally, maybe is not capable of giant obstacles . . . but I think that her heart is in the right."</w:t>
+        <w:t xml:space="preserve"> The project idea - to draw police, civic and business organizations, and local citizens into partnerships and develop community policing - was not new. But it needed reviving and adaptation. Especially for Molenbeek or other European Muslim communities where police and citizens regarded each other with hostility and suspicion. </w:t>
         <w:br/>
-        <w:t xml:space="preserve"> At the same time, adds Martindale, "She is really resentful. She doesn't want to be resentful but it sort of sneaks up on her. Her life has been put on the back burner and all this stuff has been bubbling for 13 years."</w:t>
+        <w:t xml:space="preserve"> "What we hope to see in Molenbeek is a fundamental change in the relationship between the police and public," Farmer said. </w:t>
         <w:br/>
-        <w:t>Scalene is a terrific, moving puzzle of a picture, made all the more thrilling by Parker's sophisticated visual vocabulary and Martindale's intense, hair-raising performance.</w:t>
+        <w:t xml:space="preserve"> "The missing link," adds Paul Goldenberg, a senior security adviser to the project, "is that no one is paying attention to the community." He says the project's goal is to "build communities of trust" that include business, religious, and community leaders - so that local citizens are willing to share information with police and to recognize that terror attacks also threaten them. </w:t>
         <w:br/>
-        <w:t xml:space="preserve"> (http://breakingglasspictures.com/; $21.99 DVD; $24.99 Blu-ray; not rated)</w:t>
+        <w:t xml:space="preserve"> In the past, that lack of trust in law enforcement has been a problem not just with Muslim-Belgian communities but with the Brussels Jewish community as well.</w:t>
         <w:br/>
-        <w:t>Other DVDs of note Battleship. So it's based on a silly game, and sure, it didn't exactly tickle critics' aesthetic bones, but Peter Berg's over-the-top action spectacle about ridiculously good-looking Navy recruits - Taylor Kitsch, Rihanna, and Alexander Skarsgård - who save the world from aliens is, in a word, awesome. It's due Aug. 28 from Universal Pictures. ($29.98 DVD; $34.98 DVD/Blu-ray Combo; rated PG-13)</w:t>
+        <w:t xml:space="preserve"> But the local Molenbeek police were eager to work with the Rutgers team, as I learned when I visited Division Commissioner of Police Johan De Becker. We met in his station house in the heart of this working-class district of shops and rowhouses. </w:t>
         <w:br/>
-        <w:t xml:space="preserve"> The Raid: Redemption. You can't even begin to comprehend the meaning of the word awesome until you see Gareth Evans' mind-blowing martial arts action film extravaganza from Sony Pictures. Indonesian martial arts master Iko Uwais (Merantau), hailed by some as the next Tony Jaa, stars as a cop whose unit has to make its way through 30 floors of bad guys to reach a drug lord's penthouse apartment. (www.sonypictures.com/homevideo/; $30.99 DVD; $35.99 Blu-ray; rated R)</w:t>
+        <w:t xml:space="preserve"> De Becker told me a federal police reform in 2006 had basically dispensed with community policing and produced a constant turnover of officers. He is short 125 cops, with almost none from the local Moroccan-Belgian community because so few youths can meet the educational requirements. </w:t>
         <w:br/>
-        <w:t>Two from the Dardenne Brothers. Belgian brothers Jean-Pierre Dardenne, 61, and Luc Dardenne, 58, are filmmakers' filmmakers who for two decades have quietly, stealthily effected a cinematic revolution in Europe as influential as the Scandinavian Dogma 95 movement.</w:t>
+        <w:t xml:space="preserve"> "We are really trying to reestablish community policing with ties to the local community," De Becker said. "The Rutgers project is indispensable because I can't do the training I need."</w:t>
         <w:br/>
-        <w:t xml:space="preserve"> Their tightly structured, observational films open a revelatory window into the daily lives of working-class men and women in the industrial town of Seraing in Belgium.</w:t>
+        <w:t xml:space="preserve"> De Becker said something else important. "A majority of the population rejects these terrorists," he said firmly. "After the Paris and Brussels attacks, the majority reject that type of violence." No doubt the Nice atrocity will strengthen that state of mind.</w:t>
         <w:br/>
-        <w:t xml:space="preserve"> Beginning work in the late 1970s, the brothers had released a slew of documentaries and two obscure features when, in 1999, they seemed to come out of nowhere to win the Palme d'Or at the Cannes Film Festival with Rosetta, about a 17-year-old girl (Emilie Dequenn) living in a trailer park who is forced to earn a living to support her alcoholic mother. </w:t>
+        <w:t xml:space="preserve"> I had the same impression when I visited Molenbeek in March, just before the airport bombing. I met residents whose prime concern had nothing to do with radical Islam, but rather was the need for improvement in the lousy local schools.</w:t>
         <w:br/>
-        <w:t xml:space="preserve"> Criterion Collection has released a new edition of the film and of the Dardennes' equally powerful 1996 entry, La promesse, about a teenage boy's moral awakening and his realization that his family's human trafficking business is the root of a great many evils.</w:t>
+        <w:t xml:space="preserve"> That impression was reaffirmed on this visit when I met Geraldine Henneghien, the mother of 18-year-old Anis Abou Bram, who died fighting for ISIS in Syria. A financial controller married to a salesman, she recounted her desperate effort to prevent her son from traveling to Syria. When she learned of his plans, she reported him to the police, in an effort to have him blocked at the airport, but a judge refused to issue the restraining order. </w:t>
         <w:br/>
-        <w:t xml:space="preserve"> (www.criterion.com/; Each: $29.95 DVD; $39.95 Blu-ray; not rated)</w:t>
+        <w:t xml:space="preserve"> Henneghien later learned her son had been recruited by a son of the local imam who told Anis it was his duty to fight to save Muslim lives in Syria. The recruiter still operates freely in Molenbeek. Meantime, she says, police have not reached out to an association of parents with children who left for Syria, and died there or are still at risk. The police often harass the siblings of those who have left.</w:t>
         <w:br/>
-        <w:t xml:space="preserve"> Contact Tirdad Derakhshani at 215-854-2736 or tirdad@phillynews.com.</w:t>
+        <w:t xml:space="preserve"> So the Rutgers project in Brussels couldn't be more timely. Last week, it brought together U.S. and European security experts and trained 21 Belgian chief police inspectors, as well as community engagement specialists, and will do a larger training in September. </w:t>
+        <w:br/>
+        <w:t xml:space="preserve"> The team also did a series of video interviews in Molenbeek with businessmen, community leaders, and young people that are used in the training. The most powerful film clip is of Henneghien, the mother of Anis. It provides a vivid reminder of what the police miss by not reaching out to citizens who want to fight back against terrorism. </w:t>
+        <w:br/>
+        <w:t xml:space="preserve"> That same willingness to help is no doubt present amongst many French citizens of Muslim faith in the banlieues (Muslim ghettos around large French cities) if the French police knew how to harness it.</w:t>
+        <w:br/>
+        <w:t xml:space="preserve"> If the Rutgers team can develop a model that helps police in Europe - or in America - do a better job of community engagement, it will have performed a service that is desperately needed right now. </w:t>
+        <w:br/>
+        <w:t>trubin@phillynews.com</w:t>
+        <w:br/>
+        <w:br/>
+        <w:t>Graphic</w:t>
+        <w:br/>
+        <w:br/>
+        <w:t xml:space="preserve"> </w:t>
+        <w:br/>
+        <w:t>AP, File</w:t>
       </w:r>
     </w:p>
     <w:sectPr>
